--- a/labs/lab07/report/infosec-intro--lab07--report.docx
+++ b/labs/lab07/report/infosec-intro--lab07--report.docx
@@ -7,7 +7,31 @@
         <w:pStyle w:val="Title"/>
       </w:pPr>
       <w:r>
-        <w:t xml:space="preserve">Отчёт по лабораторной работе №7</w:t>
+        <w:t xml:space="preserve">Отчёт</w:t>
+      </w:r>
+      <w:r>
+        <w:t xml:space="preserve"> </w:t>
+      </w:r>
+      <w:r>
+        <w:t xml:space="preserve">по</w:t>
+      </w:r>
+      <w:r>
+        <w:t xml:space="preserve"> </w:t>
+      </w:r>
+      <w:r>
+        <w:t xml:space="preserve">лабораторной</w:t>
+      </w:r>
+      <w:r>
+        <w:t xml:space="preserve"> </w:t>
+      </w:r>
+      <w:r>
+        <w:t xml:space="preserve">работе</w:t>
+      </w:r>
+      <w:r>
+        <w:t xml:space="preserve"> </w:t>
+      </w:r>
+      <w:r>
+        <w:t xml:space="preserve">№7</w:t>
       </w:r>
     </w:p>
     <w:p>
@@ -15,7 +39,13 @@
         <w:pStyle w:val="Subtitle"/>
       </w:pPr>
       <w:r>
-        <w:t xml:space="preserve">Шифр гаммирования</w:t>
+        <w:t xml:space="preserve">Шифр</w:t>
+      </w:r>
+      <w:r>
+        <w:t xml:space="preserve"> </w:t>
+      </w:r>
+      <w:r>
+        <w:t xml:space="preserve">гаммирования</w:t>
       </w:r>
     </w:p>
     <w:p>
@@ -23,7 +53,55 @@
         <w:pStyle w:val="Author"/>
       </w:pPr>
       <w:r>
-        <w:t xml:space="preserve">Архипов Александр</w:t>
+        <w:t xml:space="preserve">Архипов</w:t>
+      </w:r>
+      <w:r>
+        <w:t xml:space="preserve"> </w:t>
+      </w:r>
+      <w:r>
+        <w:t xml:space="preserve">Александр</w:t>
+      </w:r>
+      <w:r>
+        <w:t xml:space="preserve"> </w:t>
+      </w:r>
+      <w:r>
+        <w:t xml:space="preserve">Сергеевич</w:t>
+      </w:r>
+    </w:p>
+    <w:p>
+      <w:pPr>
+        <w:pStyle w:val="Author"/>
+      </w:pPr>
+      <w:r>
+        <w:t xml:space="preserve">НБИбд-01-24</w:t>
+      </w:r>
+    </w:p>
+    <w:p>
+      <w:pPr>
+        <w:pStyle w:val="Author"/>
+      </w:pPr>
+      <w:r>
+        <w:t xml:space="preserve">1132239106</w:t>
+      </w:r>
+      <w:r>
+        <w:t xml:space="preserve"> </w:t>
+      </w:r>
+      <w:r>
+        <w:t xml:space="preserve">|</w:t>
+      </w:r>
+      <w:r>
+        <w:t xml:space="preserve"> </w:t>
+      </w:r>
+      <w:r>
+        <w:t xml:space="preserve">1132239106@rudn.ru</w:t>
+      </w:r>
+    </w:p>
+    <w:p>
+      <w:pPr>
+        <w:pStyle w:val="Date"/>
+      </w:pPr>
+      <w:r>
+        <w:t xml:space="preserve">07.10.2026</w:t>
       </w:r>
     </w:p>
     <w:sdt>
@@ -39,26 +117,35 @@
             <w:pStyle w:val="TOCHeading"/>
           </w:pPr>
           <w:r>
-            <w:t xml:space="preserve">Содержание</w:t>
+            <w:t xml:space="preserve">Table of Contents</w:t>
           </w:r>
         </w:p>
         <w:p>
           <w:r>
             <w:fldChar w:fldCharType="begin" w:dirty="true"/>
-            <w:instrText xml:space="preserve">TOC \o "1-2" \h \z \u</w:instrText>
+            <w:instrText xml:space="preserve">TOC \o "1-3" \h \z \u</w:instrText>
             <w:fldChar w:fldCharType="separate"/>
             <w:fldChar w:fldCharType="end"/>
           </w:r>
         </w:p>
       </w:sdtContent>
     </w:sdt>
-    <w:bookmarkStart w:id="9" w:name="цель-работы"/>
+    <w:bookmarkStart w:id="20" w:name="цель-работы"/>
     <w:p>
       <w:pPr>
         <w:pStyle w:val="Heading1"/>
       </w:pPr>
       <w:r>
-        <w:t xml:space="preserve">1. Цель работы</w:t>
+        <w:rPr>
+          <w:rStyle w:val="SectionNumber"/>
+        </w:rPr>
+        <w:t xml:space="preserve">1</w:t>
+      </w:r>
+      <w:r>
+        <w:tab/>
+      </w:r>
+      <w:r>
+        <w:t xml:space="preserve">Цель работы</w:t>
       </w:r>
     </w:p>
     <w:p>
@@ -69,23 +156,41 @@
         <w:t xml:space="preserve">Изучение алгоритма шифрования гаммированием</w:t>
       </w:r>
     </w:p>
-    <w:bookmarkEnd w:id="9"/>
-    <w:bookmarkStart w:id="11" w:name="теоретические-сведения"/>
+    <w:bookmarkEnd w:id="20"/>
+    <w:bookmarkStart w:id="22" w:name="теоретические-сведения"/>
     <w:p>
       <w:pPr>
         <w:pStyle w:val="Heading1"/>
       </w:pPr>
       <w:r>
-        <w:t xml:space="preserve">2. Теоретические сведения</w:t>
-      </w:r>
-    </w:p>
-    <w:bookmarkStart w:id="10" w:name="шифр-гаммирования"/>
+        <w:rPr>
+          <w:rStyle w:val="SectionNumber"/>
+        </w:rPr>
+        <w:t xml:space="preserve">2</w:t>
+      </w:r>
+      <w:r>
+        <w:tab/>
+      </w:r>
+      <w:r>
+        <w:t xml:space="preserve">Теоретические сведения</w:t>
+      </w:r>
+    </w:p>
+    <w:bookmarkStart w:id="21" w:name="шифр-гаммирования"/>
     <w:p>
       <w:pPr>
         <w:pStyle w:val="Heading2"/>
       </w:pPr>
       <w:r>
-        <w:t xml:space="preserve">2.1 Шифр гаммирования</w:t>
+        <w:rPr>
+          <w:rStyle w:val="SectionNumber"/>
+        </w:rPr>
+        <w:t xml:space="preserve">2.1</w:t>
+      </w:r>
+      <w:r>
+        <w:tab/>
+      </w:r>
+      <w:r>
+        <w:t xml:space="preserve">Шифр гаммирования</w:t>
       </w:r>
     </w:p>
     <w:p>
@@ -170,24 +275,50 @@
         <w:t xml:space="preserve">Подсчет контрольной суммы участка данных, соответствующего сегменту данных H(2) и т.д.</w:t>
       </w:r>
     </w:p>
-    <w:bookmarkEnd w:id="10"/>
-    <w:bookmarkEnd w:id="11"/>
-    <w:bookmarkStart w:id="18" w:name="выполнение-работы"/>
+    <w:bookmarkEnd w:id="21"/>
+    <w:bookmarkEnd w:id="22"/>
+    <w:bookmarkStart w:id="28" w:name="выполнение-работы"/>
     <w:p>
       <w:pPr>
         <w:pStyle w:val="Heading1"/>
       </w:pPr>
       <w:r>
-        <w:t xml:space="preserve">3. Выполнение работы</w:t>
-      </w:r>
-    </w:p>
-    <w:bookmarkStart w:id="12" w:name="Xf3830d11a324c76d92105fbcda7d5a50744b1af"/>
+        <w:rPr>
+          <w:rStyle w:val="SectionNumber"/>
+        </w:rPr>
+        <w:t xml:space="preserve">3</w:t>
+      </w:r>
+      <w:r>
+        <w:tab/>
+      </w:r>
+      <w:r>
+        <w:t xml:space="preserve">Выполнение работы</w:t>
+      </w:r>
+    </w:p>
+    <w:p>
+      <w:pPr>
+        <w:pStyle w:val="FirstParagraph"/>
+      </w:pPr>
+      <w:r>
+        <w:t xml:space="preserve">Программа запущена как Python-файл в настоящем терминале Ubuntu, без Jupyter. Используется единый алфавит из 33 русских букв с номерами 0–32. Это сложение и вычитание по модулю 33. Восстановление текста и проверка полного алфавита выполнены успешно.</w:t>
+      </w:r>
+    </w:p>
+    <w:bookmarkStart w:id="23" w:name="реализация-гаммирования-по-модулю-33"/>
     <w:p>
       <w:pPr>
         <w:pStyle w:val="Heading2"/>
       </w:pPr>
       <w:r>
-        <w:t xml:space="preserve">3.1 Реализация шифратора и дешифратора Python</w:t>
+        <w:rPr>
+          <w:rStyle w:val="SectionNumber"/>
+        </w:rPr>
+        <w:t xml:space="preserve">3.1</w:t>
+      </w:r>
+      <w:r>
+        <w:tab/>
+      </w:r>
+      <w:r>
+        <w:t xml:space="preserve">Реализация гаммирования по модулю 33</w:t>
       </w:r>
     </w:p>
     <w:p>
@@ -196,481 +327,815 @@
       </w:pPr>
       <w:r>
         <w:rPr>
-          <w:rStyle w:val="VerbatimChar"/>
-        </w:rPr>
-        <w:t xml:space="preserve">def main(text, gamma):</w:t>
+          <w:rStyle w:val="NormalTok"/>
+        </w:rPr>
+        <w:t xml:space="preserve">alphabet </w:t>
+      </w:r>
+      <w:r>
+        <w:rPr>
+          <w:rStyle w:val="OperatorTok"/>
+        </w:rPr>
+        <w:t xml:space="preserve">=</w:t>
+      </w:r>
+      <w:r>
+        <w:rPr>
+          <w:rStyle w:val="NormalTok"/>
+        </w:rPr>
+        <w:t xml:space="preserve"> </w:t>
+      </w:r>
+      <w:r>
+        <w:rPr>
+          <w:rStyle w:val="StringTok"/>
+        </w:rPr>
+        <w:t xml:space="preserve">'абвгдеёжзийклмнопрстуфхцчшщъыьэюя'</w:t>
       </w:r>
       <w:r>
         <w:br/>
       </w:r>
       <w:r>
         <w:rPr>
-          <w:rStyle w:val="VerbatimChar"/>
-        </w:rPr>
-        <w:t xml:space="preserve">    dict = {"а" :1, "б" :2 , "в" :3 ,"г" :4 ,"д" :5 ,"е" :6 ,"ё" :7 ,"ж": 8, "з": 9, "и": 10, "й": 11, "к": 12, "л": 13,</w:t>
+          <w:rStyle w:val="NormalTok"/>
+        </w:rPr>
+        <w:t xml:space="preserve">indices </w:t>
+      </w:r>
+      <w:r>
+        <w:rPr>
+          <w:rStyle w:val="OperatorTok"/>
+        </w:rPr>
+        <w:t xml:space="preserve">=</w:t>
+      </w:r>
+      <w:r>
+        <w:rPr>
+          <w:rStyle w:val="NormalTok"/>
+        </w:rPr>
+        <w:t xml:space="preserve"> {ch: i </w:t>
+      </w:r>
+      <w:r>
+        <w:rPr>
+          <w:rStyle w:val="ControlFlowTok"/>
+        </w:rPr>
+        <w:t xml:space="preserve">for</w:t>
+      </w:r>
+      <w:r>
+        <w:rPr>
+          <w:rStyle w:val="NormalTok"/>
+        </w:rPr>
+        <w:t xml:space="preserve"> i, ch </w:t>
+      </w:r>
+      <w:r>
+        <w:rPr>
+          <w:rStyle w:val="KeywordTok"/>
+        </w:rPr>
+        <w:t xml:space="preserve">in</w:t>
+      </w:r>
+      <w:r>
+        <w:rPr>
+          <w:rStyle w:val="NormalTok"/>
+        </w:rPr>
+        <w:t xml:space="preserve"> </w:t>
+      </w:r>
+      <w:r>
+        <w:rPr>
+          <w:rStyle w:val="BuiltInTok"/>
+        </w:rPr>
+        <w:t xml:space="preserve">enumerate</w:t>
+      </w:r>
+      <w:r>
+        <w:rPr>
+          <w:rStyle w:val="NormalTok"/>
+        </w:rPr>
+        <w:t xml:space="preserve">(alphabet)}</w:t>
       </w:r>
       <w:r>
         <w:br/>
       </w:r>
       <w:r>
         <w:rPr>
-          <w:rStyle w:val="VerbatimChar"/>
-        </w:rPr>
-        <w:t xml:space="preserve">            "м": 14, "н": 15, "о": 16, "п": 17,</w:t>
+          <w:rStyle w:val="KeywordTok"/>
+        </w:rPr>
+        <w:t xml:space="preserve">def</w:t>
+      </w:r>
+      <w:r>
+        <w:rPr>
+          <w:rStyle w:val="NormalTok"/>
+        </w:rPr>
+        <w:t xml:space="preserve"> transform(text, gamma, sign):</w:t>
       </w:r>
       <w:r>
         <w:br/>
       </w:r>
       <w:r>
         <w:rPr>
-          <w:rStyle w:val="VerbatimChar"/>
-        </w:rPr>
-        <w:t xml:space="preserve">            "р": 18, "с": 19, "т": 20, "у": 21, "ф": 22, "х": 23, "ц": 24, "ч": 25, "ш": 26, "щ": 27, "ъ": 28,</w:t>
+          <w:rStyle w:val="NormalTok"/>
+        </w:rPr>
+        <w:t xml:space="preserve">    </w:t>
+      </w:r>
+      <w:r>
+        <w:rPr>
+          <w:rStyle w:val="ControlFlowTok"/>
+        </w:rPr>
+        <w:t xml:space="preserve">if</w:t>
+      </w:r>
+      <w:r>
+        <w:rPr>
+          <w:rStyle w:val="NormalTok"/>
+        </w:rPr>
+        <w:t xml:space="preserve"> </w:t>
+      </w:r>
+      <w:r>
+        <w:rPr>
+          <w:rStyle w:val="KeywordTok"/>
+        </w:rPr>
+        <w:t xml:space="preserve">not</w:t>
+      </w:r>
+      <w:r>
+        <w:rPr>
+          <w:rStyle w:val="NormalTok"/>
+        </w:rPr>
+        <w:t xml:space="preserve"> gamma:</w:t>
       </w:r>
       <w:r>
         <w:br/>
       </w:r>
       <w:r>
         <w:rPr>
-          <w:rStyle w:val="VerbatimChar"/>
-        </w:rPr>
-        <w:t xml:space="preserve">            "ы": 29, "ь": 30, "э": 31, "ю": 32, "я": 32</w:t>
+          <w:rStyle w:val="NormalTok"/>
+        </w:rPr>
+        <w:t xml:space="preserve">        </w:t>
+      </w:r>
+      <w:r>
+        <w:rPr>
+          <w:rStyle w:val="ControlFlowTok"/>
+        </w:rPr>
+        <w:t xml:space="preserve">raise</w:t>
+      </w:r>
+      <w:r>
+        <w:rPr>
+          <w:rStyle w:val="NormalTok"/>
+        </w:rPr>
+        <w:t xml:space="preserve"> </w:t>
+      </w:r>
+      <w:r>
+        <w:rPr>
+          <w:rStyle w:val="PreprocessorTok"/>
+        </w:rPr>
+        <w:t xml:space="preserve">ValueError</w:t>
+      </w:r>
+      <w:r>
+        <w:rPr>
+          <w:rStyle w:val="NormalTok"/>
+        </w:rPr>
+        <w:t xml:space="preserve">(</w:t>
+      </w:r>
+      <w:r>
+        <w:rPr>
+          <w:rStyle w:val="StringTok"/>
+        </w:rPr>
+        <w:t xml:space="preserve">'Гамма не должна быть пустой'</w:t>
+      </w:r>
+      <w:r>
+        <w:rPr>
+          <w:rStyle w:val="NormalTok"/>
+        </w:rPr>
+        <w:t xml:space="preserve">)</w:t>
       </w:r>
       <w:r>
         <w:br/>
       </w:r>
       <w:r>
         <w:rPr>
-          <w:rStyle w:val="VerbatimChar"/>
-        </w:rPr>
-        <w:t xml:space="preserve">            }</w:t>
+          <w:rStyle w:val="NormalTok"/>
+        </w:rPr>
+        <w:t xml:space="preserve">    </w:t>
+      </w:r>
+      <w:r>
+        <w:rPr>
+          <w:rStyle w:val="ControlFlowTok"/>
+        </w:rPr>
+        <w:t xml:space="preserve">return</w:t>
+      </w:r>
+      <w:r>
+        <w:rPr>
+          <w:rStyle w:val="NormalTok"/>
+        </w:rPr>
+        <w:t xml:space="preserve"> </w:t>
+      </w:r>
+      <w:r>
+        <w:rPr>
+          <w:rStyle w:val="StringTok"/>
+        </w:rPr>
+        <w:t xml:space="preserve">''</w:t>
+      </w:r>
+      <w:r>
+        <w:rPr>
+          <w:rStyle w:val="NormalTok"/>
+        </w:rPr>
+        <w:t xml:space="preserve">.join(alphabet[(indices[ch] </w:t>
+      </w:r>
+      <w:r>
+        <w:rPr>
+          <w:rStyle w:val="OperatorTok"/>
+        </w:rPr>
+        <w:t xml:space="preserve">+</w:t>
+      </w:r>
+      <w:r>
+        <w:rPr>
+          <w:rStyle w:val="NormalTok"/>
+        </w:rPr>
+        <w:t xml:space="preserve"> sign </w:t>
+      </w:r>
+      <w:r>
+        <w:rPr>
+          <w:rStyle w:val="OperatorTok"/>
+        </w:rPr>
+        <w:t xml:space="preserve">*</w:t>
+      </w:r>
+      <w:r>
+        <w:rPr>
+          <w:rStyle w:val="NormalTok"/>
+        </w:rPr>
+        <w:t xml:space="preserve"> indices[gamma[i </w:t>
+      </w:r>
+      <w:r>
+        <w:rPr>
+          <w:rStyle w:val="OperatorTok"/>
+        </w:rPr>
+        <w:t xml:space="preserve">%</w:t>
+      </w:r>
+      <w:r>
+        <w:rPr>
+          <w:rStyle w:val="NormalTok"/>
+        </w:rPr>
+        <w:t xml:space="preserve"> </w:t>
+      </w:r>
+      <w:r>
+        <w:rPr>
+          <w:rStyle w:val="BuiltInTok"/>
+        </w:rPr>
+        <w:t xml:space="preserve">len</w:t>
+      </w:r>
+      <w:r>
+        <w:rPr>
+          <w:rStyle w:val="NormalTok"/>
+        </w:rPr>
+        <w:t xml:space="preserve">(gamma)]]) </w:t>
+      </w:r>
+      <w:r>
+        <w:rPr>
+          <w:rStyle w:val="OperatorTok"/>
+        </w:rPr>
+        <w:t xml:space="preserve">%</w:t>
+      </w:r>
+      <w:r>
+        <w:rPr>
+          <w:rStyle w:val="NormalTok"/>
+        </w:rPr>
+        <w:t xml:space="preserve"> </w:t>
+      </w:r>
+      <w:r>
+        <w:rPr>
+          <w:rStyle w:val="BuiltInTok"/>
+        </w:rPr>
+        <w:t xml:space="preserve">len</w:t>
+      </w:r>
+      <w:r>
+        <w:rPr>
+          <w:rStyle w:val="NormalTok"/>
+        </w:rPr>
+        <w:t xml:space="preserve">(alphabet)]</w:t>
       </w:r>
       <w:r>
         <w:br/>
       </w:r>
       <w:r>
         <w:rPr>
-          <w:rStyle w:val="VerbatimChar"/>
-        </w:rPr>
-        <w:t xml:space="preserve">    dict2 = {v: k for k, v in dict.items()}</w:t>
+          <w:rStyle w:val="NormalTok"/>
+        </w:rPr>
+        <w:t xml:space="preserve">                   </w:t>
+      </w:r>
+      <w:r>
+        <w:rPr>
+          <w:rStyle w:val="ControlFlowTok"/>
+        </w:rPr>
+        <w:t xml:space="preserve">for</w:t>
+      </w:r>
+      <w:r>
+        <w:rPr>
+          <w:rStyle w:val="NormalTok"/>
+        </w:rPr>
+        <w:t xml:space="preserve"> i, ch </w:t>
+      </w:r>
+      <w:r>
+        <w:rPr>
+          <w:rStyle w:val="KeywordTok"/>
+        </w:rPr>
+        <w:t xml:space="preserve">in</w:t>
+      </w:r>
+      <w:r>
+        <w:rPr>
+          <w:rStyle w:val="NormalTok"/>
+        </w:rPr>
+        <w:t xml:space="preserve"> </w:t>
+      </w:r>
+      <w:r>
+        <w:rPr>
+          <w:rStyle w:val="BuiltInTok"/>
+        </w:rPr>
+        <w:t xml:space="preserve">enumerate</w:t>
+      </w:r>
+      <w:r>
+        <w:rPr>
+          <w:rStyle w:val="NormalTok"/>
+        </w:rPr>
+        <w:t xml:space="preserve">(text))</w:t>
       </w:r>
       <w:r>
         <w:br/>
       </w:r>
       <w:r>
         <w:rPr>
-          <w:rStyle w:val="VerbatimChar"/>
-        </w:rPr>
-        <w:t xml:space="preserve">    digits_text = list()</w:t>
+          <w:rStyle w:val="NormalTok"/>
+        </w:rPr>
+        <w:t xml:space="preserve">text </w:t>
+      </w:r>
+      <w:r>
+        <w:rPr>
+          <w:rStyle w:val="OperatorTok"/>
+        </w:rPr>
+        <w:t xml:space="preserve">=</w:t>
+      </w:r>
+      <w:r>
+        <w:rPr>
+          <w:rStyle w:val="NormalTok"/>
+        </w:rPr>
+        <w:t xml:space="preserve"> </w:t>
+      </w:r>
+      <w:r>
+        <w:rPr>
+          <w:rStyle w:val="StringTok"/>
+        </w:rPr>
+        <w:t xml:space="preserve">'архиповалександр'</w:t>
       </w:r>
       <w:r>
         <w:br/>
       </w:r>
       <w:r>
         <w:rPr>
-          <w:rStyle w:val="VerbatimChar"/>
-        </w:rPr>
-        <w:t xml:space="preserve">    digits_gamma = list()</w:t>
+          <w:rStyle w:val="NormalTok"/>
+        </w:rPr>
+        <w:t xml:space="preserve">gamma </w:t>
+      </w:r>
+      <w:r>
+        <w:rPr>
+          <w:rStyle w:val="OperatorTok"/>
+        </w:rPr>
+        <w:t xml:space="preserve">=</w:t>
+      </w:r>
+      <w:r>
+        <w:rPr>
+          <w:rStyle w:val="NormalTok"/>
+        </w:rPr>
+        <w:t xml:space="preserve"> </w:t>
+      </w:r>
+      <w:r>
+        <w:rPr>
+          <w:rStyle w:val="StringTok"/>
+        </w:rPr>
+        <w:t xml:space="preserve">'безопасность'</w:t>
       </w:r>
       <w:r>
         <w:br/>
       </w:r>
       <w:r>
         <w:rPr>
-          <w:rStyle w:val="VerbatimChar"/>
-        </w:rPr>
-        <w:t xml:space="preserve">    </w:t>
+          <w:rStyle w:val="NormalTok"/>
+        </w:rPr>
+        <w:t xml:space="preserve">encrypted </w:t>
+      </w:r>
+      <w:r>
+        <w:rPr>
+          <w:rStyle w:val="OperatorTok"/>
+        </w:rPr>
+        <w:t xml:space="preserve">=</w:t>
+      </w:r>
+      <w:r>
+        <w:rPr>
+          <w:rStyle w:val="NormalTok"/>
+        </w:rPr>
+        <w:t xml:space="preserve"> transform(text, gamma, </w:t>
+      </w:r>
+      <w:r>
+        <w:rPr>
+          <w:rStyle w:val="DecValTok"/>
+        </w:rPr>
+        <w:t xml:space="preserve">1</w:t>
+      </w:r>
+      <w:r>
+        <w:rPr>
+          <w:rStyle w:val="NormalTok"/>
+        </w:rPr>
+        <w:t xml:space="preserve">)</w:t>
       </w:r>
       <w:r>
         <w:br/>
       </w:r>
       <w:r>
         <w:rPr>
-          <w:rStyle w:val="VerbatimChar"/>
-        </w:rPr>
-        <w:t xml:space="preserve">    for i in text:</w:t>
+          <w:rStyle w:val="NormalTok"/>
+        </w:rPr>
+        <w:t xml:space="preserve">decrypted </w:t>
+      </w:r>
+      <w:r>
+        <w:rPr>
+          <w:rStyle w:val="OperatorTok"/>
+        </w:rPr>
+        <w:t xml:space="preserve">=</w:t>
+      </w:r>
+      <w:r>
+        <w:rPr>
+          <w:rStyle w:val="NormalTok"/>
+        </w:rPr>
+        <w:t xml:space="preserve"> transform(encrypted, gamma, </w:t>
+      </w:r>
+      <w:r>
+        <w:rPr>
+          <w:rStyle w:val="OperatorTok"/>
+        </w:rPr>
+        <w:t xml:space="preserve">-</w:t>
+      </w:r>
+      <w:r>
+        <w:rPr>
+          <w:rStyle w:val="DecValTok"/>
+        </w:rPr>
+        <w:t xml:space="preserve">1</w:t>
+      </w:r>
+      <w:r>
+        <w:rPr>
+          <w:rStyle w:val="NormalTok"/>
+        </w:rPr>
+        <w:t xml:space="preserve">)</w:t>
       </w:r>
       <w:r>
         <w:br/>
       </w:r>
       <w:r>
         <w:rPr>
-          <w:rStyle w:val="VerbatimChar"/>
-        </w:rPr>
-        <w:t xml:space="preserve">        digits_text.append(dict[i])</w:t>
+          <w:rStyle w:val="BuiltInTok"/>
+        </w:rPr>
+        <w:t xml:space="preserve">print</w:t>
+      </w:r>
+      <w:r>
+        <w:rPr>
+          <w:rStyle w:val="NormalTok"/>
+        </w:rPr>
+        <w:t xml:space="preserve">(</w:t>
+      </w:r>
+      <w:r>
+        <w:rPr>
+          <w:rStyle w:val="StringTok"/>
+        </w:rPr>
+        <w:t xml:space="preserve">'Архипов Александр Сергеевич | НБИбд-01-24'</w:t>
+      </w:r>
+      <w:r>
+        <w:rPr>
+          <w:rStyle w:val="NormalTok"/>
+        </w:rPr>
+        <w:t xml:space="preserve">)</w:t>
       </w:r>
       <w:r>
         <w:br/>
       </w:r>
       <w:r>
         <w:rPr>
-          <w:rStyle w:val="VerbatimChar"/>
-        </w:rPr>
-        <w:t xml:space="preserve">    print("Числа текста: ", digits_text)</w:t>
+          <w:rStyle w:val="BuiltInTok"/>
+        </w:rPr>
+        <w:t xml:space="preserve">print</w:t>
+      </w:r>
+      <w:r>
+        <w:rPr>
+          <w:rStyle w:val="NormalTok"/>
+        </w:rPr>
+        <w:t xml:space="preserve">(</w:t>
+      </w:r>
+      <w:r>
+        <w:rPr>
+          <w:rStyle w:val="StringTok"/>
+        </w:rPr>
+        <w:t xml:space="preserve">'Алфавит:'</w:t>
+      </w:r>
+      <w:r>
+        <w:rPr>
+          <w:rStyle w:val="NormalTok"/>
+        </w:rPr>
+        <w:t xml:space="preserve">, alphabet, </w:t>
+      </w:r>
+      <w:r>
+        <w:rPr>
+          <w:rStyle w:val="StringTok"/>
+        </w:rPr>
+        <w:t xml:space="preserve">'| N ='</w:t>
+      </w:r>
+      <w:r>
+        <w:rPr>
+          <w:rStyle w:val="NormalTok"/>
+        </w:rPr>
+        <w:t xml:space="preserve">, </w:t>
+      </w:r>
+      <w:r>
+        <w:rPr>
+          <w:rStyle w:val="BuiltInTok"/>
+        </w:rPr>
+        <w:t xml:space="preserve">len</w:t>
+      </w:r>
+      <w:r>
+        <w:rPr>
+          <w:rStyle w:val="NormalTok"/>
+        </w:rPr>
+        <w:t xml:space="preserve">(alphabet), </w:t>
+      </w:r>
+      <w:r>
+        <w:rPr>
+          <w:rStyle w:val="StringTok"/>
+        </w:rPr>
+        <w:t xml:space="preserve">'| номера 0...32'</w:t>
+      </w:r>
+      <w:r>
+        <w:rPr>
+          <w:rStyle w:val="NormalTok"/>
+        </w:rPr>
+        <w:t xml:space="preserve">)</w:t>
       </w:r>
       <w:r>
         <w:br/>
       </w:r>
       <w:r>
         <w:rPr>
-          <w:rStyle w:val="VerbatimChar"/>
-        </w:rPr>
-        <w:t xml:space="preserve">    </w:t>
+          <w:rStyle w:val="BuiltInTok"/>
+        </w:rPr>
+        <w:t xml:space="preserve">print</w:t>
+      </w:r>
+      <w:r>
+        <w:rPr>
+          <w:rStyle w:val="NormalTok"/>
+        </w:rPr>
+        <w:t xml:space="preserve">(</w:t>
+      </w:r>
+      <w:r>
+        <w:rPr>
+          <w:rStyle w:val="StringTok"/>
+        </w:rPr>
+        <w:t xml:space="preserve">'Текст:'</w:t>
+      </w:r>
+      <w:r>
+        <w:rPr>
+          <w:rStyle w:val="NormalTok"/>
+        </w:rPr>
+        <w:t xml:space="preserve">, text)</w:t>
       </w:r>
       <w:r>
         <w:br/>
       </w:r>
       <w:r>
         <w:rPr>
-          <w:rStyle w:val="VerbatimChar"/>
-        </w:rPr>
-        <w:t xml:space="preserve">    for i in gamma:</w:t>
+          <w:rStyle w:val="BuiltInTok"/>
+        </w:rPr>
+        <w:t xml:space="preserve">print</w:t>
+      </w:r>
+      <w:r>
+        <w:rPr>
+          <w:rStyle w:val="NormalTok"/>
+        </w:rPr>
+        <w:t xml:space="preserve">(</w:t>
+      </w:r>
+      <w:r>
+        <w:rPr>
+          <w:rStyle w:val="StringTok"/>
+        </w:rPr>
+        <w:t xml:space="preserve">'Гамма:'</w:t>
+      </w:r>
+      <w:r>
+        <w:rPr>
+          <w:rStyle w:val="NormalTok"/>
+        </w:rPr>
+        <w:t xml:space="preserve">, gamma)</w:t>
       </w:r>
       <w:r>
         <w:br/>
       </w:r>
       <w:r>
         <w:rPr>
-          <w:rStyle w:val="VerbatimChar"/>
-        </w:rPr>
-        <w:t xml:space="preserve">        digits_gamma.append(dict[i])</w:t>
+          <w:rStyle w:val="BuiltInTok"/>
+        </w:rPr>
+        <w:t xml:space="preserve">print</w:t>
+      </w:r>
+      <w:r>
+        <w:rPr>
+          <w:rStyle w:val="NormalTok"/>
+        </w:rPr>
+        <w:t xml:space="preserve">(</w:t>
+      </w:r>
+      <w:r>
+        <w:rPr>
+          <w:rStyle w:val="StringTok"/>
+        </w:rPr>
+        <w:t xml:space="preserve">'Шифротекст:'</w:t>
+      </w:r>
+      <w:r>
+        <w:rPr>
+          <w:rStyle w:val="NormalTok"/>
+        </w:rPr>
+        <w:t xml:space="preserve">, encrypted)</w:t>
       </w:r>
       <w:r>
         <w:br/>
       </w:r>
       <w:r>
         <w:rPr>
-          <w:rStyle w:val="VerbatimChar"/>
-        </w:rPr>
-        <w:t xml:space="preserve">    print("Числа гаммы: ", digits_gamma)</w:t>
+          <w:rStyle w:val="BuiltInTok"/>
+        </w:rPr>
+        <w:t xml:space="preserve">print</w:t>
+      </w:r>
+      <w:r>
+        <w:rPr>
+          <w:rStyle w:val="NormalTok"/>
+        </w:rPr>
+        <w:t xml:space="preserve">(</w:t>
+      </w:r>
+      <w:r>
+        <w:rPr>
+          <w:rStyle w:val="StringTok"/>
+        </w:rPr>
+        <w:t xml:space="preserve">'Расшифровка:'</w:t>
+      </w:r>
+      <w:r>
+        <w:rPr>
+          <w:rStyle w:val="NormalTok"/>
+        </w:rPr>
+        <w:t xml:space="preserve">, decrypted)</w:t>
       </w:r>
       <w:r>
         <w:br/>
       </w:r>
       <w:r>
         <w:rPr>
-          <w:rStyle w:val="VerbatimChar"/>
-        </w:rPr>
-        <w:t xml:space="preserve">    </w:t>
+          <w:rStyle w:val="ControlFlowTok"/>
+        </w:rPr>
+        <w:t xml:space="preserve">assert</w:t>
+      </w:r>
+      <w:r>
+        <w:rPr>
+          <w:rStyle w:val="NormalTok"/>
+        </w:rPr>
+        <w:t xml:space="preserve"> decrypted </w:t>
+      </w:r>
+      <w:r>
+        <w:rPr>
+          <w:rStyle w:val="OperatorTok"/>
+        </w:rPr>
+        <w:t xml:space="preserve">==</w:t>
+      </w:r>
+      <w:r>
+        <w:rPr>
+          <w:rStyle w:val="NormalTok"/>
+        </w:rPr>
+        <w:t xml:space="preserve"> text</w:t>
       </w:r>
       <w:r>
         <w:br/>
       </w:r>
       <w:r>
         <w:rPr>
-          <w:rStyle w:val="VerbatimChar"/>
-        </w:rPr>
-        <w:t xml:space="preserve">    digits_res = list()</w:t>
+          <w:rStyle w:val="ControlFlowTok"/>
+        </w:rPr>
+        <w:t xml:space="preserve">assert</w:t>
+      </w:r>
+      <w:r>
+        <w:rPr>
+          <w:rStyle w:val="NormalTok"/>
+        </w:rPr>
+        <w:t xml:space="preserve"> transform(transform(alphabet, </w:t>
+      </w:r>
+      <w:r>
+        <w:rPr>
+          <w:rStyle w:val="StringTok"/>
+        </w:rPr>
+        <w:t xml:space="preserve">'я'</w:t>
+      </w:r>
+      <w:r>
+        <w:rPr>
+          <w:rStyle w:val="NormalTok"/>
+        </w:rPr>
+        <w:t xml:space="preserve">, </w:t>
+      </w:r>
+      <w:r>
+        <w:rPr>
+          <w:rStyle w:val="DecValTok"/>
+        </w:rPr>
+        <w:t xml:space="preserve">1</w:t>
+      </w:r>
+      <w:r>
+        <w:rPr>
+          <w:rStyle w:val="NormalTok"/>
+        </w:rPr>
+        <w:t xml:space="preserve">), </w:t>
+      </w:r>
+      <w:r>
+        <w:rPr>
+          <w:rStyle w:val="StringTok"/>
+        </w:rPr>
+        <w:t xml:space="preserve">'я'</w:t>
+      </w:r>
+      <w:r>
+        <w:rPr>
+          <w:rStyle w:val="NormalTok"/>
+        </w:rPr>
+        <w:t xml:space="preserve">, </w:t>
+      </w:r>
+      <w:r>
+        <w:rPr>
+          <w:rStyle w:val="OperatorTok"/>
+        </w:rPr>
+        <w:t xml:space="preserve">-</w:t>
+      </w:r>
+      <w:r>
+        <w:rPr>
+          <w:rStyle w:val="DecValTok"/>
+        </w:rPr>
+        <w:t xml:space="preserve">1</w:t>
+      </w:r>
+      <w:r>
+        <w:rPr>
+          <w:rStyle w:val="NormalTok"/>
+        </w:rPr>
+        <w:t xml:space="preserve">) </w:t>
+      </w:r>
+      <w:r>
+        <w:rPr>
+          <w:rStyle w:val="OperatorTok"/>
+        </w:rPr>
+        <w:t xml:space="preserve">==</w:t>
+      </w:r>
+      <w:r>
+        <w:rPr>
+          <w:rStyle w:val="NormalTok"/>
+        </w:rPr>
+        <w:t xml:space="preserve"> alphabet</w:t>
       </w:r>
       <w:r>
         <w:br/>
       </w:r>
       <w:r>
         <w:rPr>
-          <w:rStyle w:val="VerbatimChar"/>
-        </w:rPr>
-        <w:t xml:space="preserve">    ch = 0</w:t>
-      </w:r>
-      <w:r>
-        <w:br/>
-      </w:r>
-      <w:r>
-        <w:rPr>
-          <w:rStyle w:val="VerbatimChar"/>
-        </w:rPr>
-        <w:t xml:space="preserve">    for i in text:</w:t>
-      </w:r>
-      <w:r>
-        <w:br/>
-      </w:r>
-      <w:r>
-        <w:rPr>
-          <w:rStyle w:val="VerbatimChar"/>
-        </w:rPr>
-        <w:t xml:space="preserve">        try:</w:t>
-      </w:r>
-      <w:r>
-        <w:br/>
-      </w:r>
-      <w:r>
-        <w:rPr>
-          <w:rStyle w:val="VerbatimChar"/>
-        </w:rPr>
-        <w:t xml:space="preserve">            a = dict[i] + digits_gamma[ch]</w:t>
-      </w:r>
-      <w:r>
-        <w:br/>
-      </w:r>
-      <w:r>
-        <w:rPr>
-          <w:rStyle w:val="VerbatimChar"/>
-        </w:rPr>
-        <w:t xml:space="preserve">        except:</w:t>
-      </w:r>
-      <w:r>
-        <w:br/>
-      </w:r>
-      <w:r>
-        <w:rPr>
-          <w:rStyle w:val="VerbatimChar"/>
-        </w:rPr>
-        <w:t xml:space="preserve">            ch = 0</w:t>
-      </w:r>
-      <w:r>
-        <w:br/>
-      </w:r>
-      <w:r>
-        <w:rPr>
-          <w:rStyle w:val="VerbatimChar"/>
-        </w:rPr>
-        <w:t xml:space="preserve">            a = dict[i] + digits_gamma[ch]</w:t>
-      </w:r>
-      <w:r>
-        <w:br/>
-      </w:r>
-      <w:r>
-        <w:rPr>
-          <w:rStyle w:val="VerbatimChar"/>
-        </w:rPr>
-        <w:t xml:space="preserve">        if a&gt;=33:</w:t>
-      </w:r>
-      <w:r>
-        <w:br/>
-      </w:r>
-      <w:r>
-        <w:rPr>
-          <w:rStyle w:val="VerbatimChar"/>
-        </w:rPr>
-        <w:t xml:space="preserve">            a = a%33</w:t>
-      </w:r>
-      <w:r>
-        <w:br/>
-      </w:r>
-      <w:r>
-        <w:rPr>
-          <w:rStyle w:val="VerbatimChar"/>
-        </w:rPr>
-        <w:t xml:space="preserve">        ch += 1</w:t>
-      </w:r>
-      <w:r>
-        <w:br/>
-      </w:r>
-      <w:r>
-        <w:rPr>
-          <w:rStyle w:val="VerbatimChar"/>
-        </w:rPr>
-        <w:t xml:space="preserve">        digits_res.append(a)</w:t>
-      </w:r>
-      <w:r>
-        <w:br/>
-      </w:r>
-      <w:r>
-        <w:rPr>
-          <w:rStyle w:val="VerbatimChar"/>
-        </w:rPr>
-        <w:t xml:space="preserve">    print("Числа шифровки: ", digits_res)</w:t>
-      </w:r>
-      <w:r>
-        <w:br/>
-      </w:r>
-      <w:r>
-        <w:rPr>
-          <w:rStyle w:val="VerbatimChar"/>
-        </w:rPr>
-        <w:t xml:space="preserve">        </w:t>
-      </w:r>
-      <w:r>
-        <w:br/>
-      </w:r>
-      <w:r>
-        <w:rPr>
-          <w:rStyle w:val="VerbatimChar"/>
-        </w:rPr>
-        <w:t xml:space="preserve">    text_enc = ""</w:t>
-      </w:r>
-      <w:r>
-        <w:br/>
-      </w:r>
-      <w:r>
-        <w:rPr>
-          <w:rStyle w:val="VerbatimChar"/>
-        </w:rPr>
-        <w:t xml:space="preserve">    for i in digits_text:</w:t>
-      </w:r>
-      <w:r>
-        <w:br/>
-      </w:r>
-      <w:r>
-        <w:rPr>
-          <w:rStyle w:val="VerbatimChar"/>
-        </w:rPr>
-        <w:t xml:space="preserve">        text_enc += dict2[i]</w:t>
-      </w:r>
-      <w:r>
-        <w:br/>
-      </w:r>
-      <w:r>
-        <w:rPr>
-          <w:rStyle w:val="VerbatimChar"/>
-        </w:rPr>
-        <w:t xml:space="preserve">    print("Шифровка: ", text_enc)</w:t>
-      </w:r>
-      <w:r>
-        <w:br/>
-      </w:r>
-      <w:r>
-        <w:rPr>
-          <w:rStyle w:val="VerbatimChar"/>
-        </w:rPr>
-        <w:t xml:space="preserve">        </w:t>
-      </w:r>
-      <w:r>
-        <w:br/>
-      </w:r>
-      <w:r>
-        <w:rPr>
-          <w:rStyle w:val="VerbatimChar"/>
-        </w:rPr>
-        <w:t xml:space="preserve">    digits = list()</w:t>
-      </w:r>
-      <w:r>
-        <w:br/>
-      </w:r>
-      <w:r>
-        <w:rPr>
-          <w:rStyle w:val="VerbatimChar"/>
-        </w:rPr>
-        <w:t xml:space="preserve">    for i in text_enc:</w:t>
-      </w:r>
-      <w:r>
-        <w:br/>
-      </w:r>
-      <w:r>
-        <w:rPr>
-          <w:rStyle w:val="VerbatimChar"/>
-        </w:rPr>
-        <w:t xml:space="preserve">        digits.append(dict[i])</w:t>
-      </w:r>
-      <w:r>
-        <w:br/>
-      </w:r>
-      <w:r>
-        <w:rPr>
-          <w:rStyle w:val="VerbatimChar"/>
-        </w:rPr>
-        <w:t xml:space="preserve">    ch = 0</w:t>
-      </w:r>
-      <w:r>
-        <w:br/>
-      </w:r>
-      <w:r>
-        <w:rPr>
-          <w:rStyle w:val="VerbatimChar"/>
-        </w:rPr>
-        <w:t xml:space="preserve">    digits1 = list()</w:t>
-      </w:r>
-      <w:r>
-        <w:br/>
-      </w:r>
-      <w:r>
-        <w:rPr>
-          <w:rStyle w:val="VerbatimChar"/>
-        </w:rPr>
-        <w:t xml:space="preserve">    for i in digits:</w:t>
-      </w:r>
-      <w:r>
-        <w:br/>
-      </w:r>
-      <w:r>
-        <w:rPr>
-          <w:rStyle w:val="VerbatimChar"/>
-        </w:rPr>
-        <w:t xml:space="preserve">        a = i - digits_gamma[ch]</w:t>
-      </w:r>
-      <w:r>
-        <w:br/>
-      </w:r>
-      <w:r>
-        <w:rPr>
-          <w:rStyle w:val="VerbatimChar"/>
-        </w:rPr>
-        <w:t xml:space="preserve">        if a &lt; 1:</w:t>
-      </w:r>
-      <w:r>
-        <w:br/>
-      </w:r>
-      <w:r>
-        <w:rPr>
-          <w:rStyle w:val="VerbatimChar"/>
-        </w:rPr>
-        <w:t xml:space="preserve">            a = 33 + a</w:t>
-      </w:r>
-      <w:r>
-        <w:br/>
-      </w:r>
-      <w:r>
-        <w:rPr>
-          <w:rStyle w:val="VerbatimChar"/>
-        </w:rPr>
-        <w:t xml:space="preserve">        digits1.append(a)</w:t>
-      </w:r>
-      <w:r>
-        <w:br/>
-      </w:r>
-      <w:r>
-        <w:rPr>
-          <w:rStyle w:val="VerbatimChar"/>
-        </w:rPr>
-        <w:t xml:space="preserve">        ch += 1</w:t>
-      </w:r>
-      <w:r>
-        <w:br/>
-      </w:r>
-      <w:r>
-        <w:rPr>
-          <w:rStyle w:val="VerbatimChar"/>
-        </w:rPr>
-        <w:t xml:space="preserve">    text_dec = ""</w:t>
-      </w:r>
-      <w:r>
-        <w:br/>
-      </w:r>
-      <w:r>
-        <w:rPr>
-          <w:rStyle w:val="VerbatimChar"/>
-        </w:rPr>
-        <w:t xml:space="preserve">    for i in digits1:</w:t>
-      </w:r>
-      <w:r>
-        <w:br/>
-      </w:r>
-      <w:r>
-        <w:rPr>
-          <w:rStyle w:val="VerbatimChar"/>
-        </w:rPr>
-        <w:t xml:space="preserve">        text_dec += dict2[i]</w:t>
-      </w:r>
-      <w:r>
-        <w:br/>
-      </w:r>
-      <w:r>
-        <w:rPr>
-          <w:rStyle w:val="VerbatimChar"/>
-        </w:rPr>
-        <w:t xml:space="preserve">    print("Рассшифровка: ", text_dec)</w:t>
-      </w:r>
-    </w:p>
-    <w:bookmarkEnd w:id="12"/>
-    <w:bookmarkStart w:id="17" w:name="контрольный-пример"/>
+          <w:rStyle w:val="BuiltInTok"/>
+        </w:rPr>
+        <w:t xml:space="preserve">print</w:t>
+      </w:r>
+      <w:r>
+        <w:rPr>
+          <w:rStyle w:val="NormalTok"/>
+        </w:rPr>
+        <w:t xml:space="preserve">(</w:t>
+      </w:r>
+      <w:r>
+        <w:rPr>
+          <w:rStyle w:val="StringTok"/>
+        </w:rPr>
+        <w:t xml:space="preserve">'Проверка восстановления: OK'</w:t>
+      </w:r>
+      <w:r>
+        <w:rPr>
+          <w:rStyle w:val="NormalTok"/>
+        </w:rPr>
+        <w:t xml:space="preserve">)</w:t>
+      </w:r>
+    </w:p>
+    <w:bookmarkEnd w:id="23"/>
+    <w:bookmarkStart w:id="27" w:name="гаммирование-по-модулю-33"/>
     <w:p>
       <w:pPr>
         <w:pStyle w:val="Heading2"/>
       </w:pPr>
       <w:r>
-        <w:t xml:space="preserve">3.2 Контрольный пример</w:t>
-      </w:r>
-    </w:p>
-    <w:bookmarkStart w:id="16" w:name="fig:001"/>
+        <w:rPr>
+          <w:rStyle w:val="SectionNumber"/>
+        </w:rPr>
+        <w:t xml:space="preserve">3.2</w:t>
+      </w:r>
+      <w:r>
+        <w:tab/>
+      </w:r>
+      <w:r>
+        <w:t xml:space="preserve">гаммирование по модулю 33</w:t>
+      </w:r>
+    </w:p>
+    <w:p>
+      <w:pPr>
+        <w:pStyle w:val="FirstParagraph"/>
+      </w:pPr>
+      <w:r>
+        <w:t xml:space="preserve">Взяты 33 уникальные русские буквы с ё, номера 0…32. Сложение/вычитание выполняется по модулю 33. Исходный текст восстанавливается точно; XOR и таблица из 44 знаков с этой программой не смешиваются.</w:t>
+      </w:r>
+    </w:p>
     <w:p>
       <w:pPr>
         <w:pStyle w:val="CaptionedFigure"/>
@@ -678,20 +1143,20 @@
       <w:r>
         <w:drawing>
           <wp:inline>
-            <wp:extent cx="3733800" cy="1656686"/>
+            <wp:extent cx="5067300" cy="3479818"/>
             <wp:effectExtent b="0" l="0" r="0" t="0"/>
-            <wp:docPr descr="Работа алгоритма гаммирования" title="" id="14" name="Picture"/>
+            <wp:docPr descr="гаммирование по модулю 33" title="" id="25" name="Picture"/>
             <a:graphic>
               <a:graphicData uri="http://schemas.openxmlformats.org/drawingml/2006/picture">
                 <pic:pic>
                   <pic:nvPicPr>
-                    <pic:cNvPr descr="image/01.png" id="15" name="Picture"/>
+                    <pic:cNvPr descr="image/01.jpg" id="26" name="Picture"/>
                     <pic:cNvPicPr>
                       <a:picLocks noChangeArrowheads="1" noChangeAspect="1"/>
                     </pic:cNvPicPr>
                   </pic:nvPicPr>
                   <pic:blipFill>
-                    <a:blip r:embed="rId13"/>
+                    <a:blip r:embed="rId24"/>
                     <a:stretch>
                       <a:fillRect/>
                     </a:stretch>
@@ -699,7 +1164,7 @@
                   <pic:spPr bwMode="auto">
                     <a:xfrm>
                       <a:off x="0" y="0"/>
-                      <a:ext cx="3733800" cy="1656686"/>
+                      <a:ext cx="5067300" cy="3479818"/>
                     </a:xfrm>
                     <a:prstGeom prst="rect">
                       <a:avLst/>
@@ -723,19 +1188,27 @@
         <w:pStyle w:val="ImageCaption"/>
       </w:pPr>
       <w:r>
-        <w:t xml:space="preserve">Работа алгоритма гаммирования</w:t>
-      </w:r>
-    </w:p>
-    <w:bookmarkEnd w:id="16"/>
-    <w:bookmarkEnd w:id="17"/>
-    <w:bookmarkEnd w:id="18"/>
-    <w:bookmarkStart w:id="19" w:name="выводы"/>
+        <w:t xml:space="preserve">гаммирование по модулю 33</w:t>
+      </w:r>
+    </w:p>
+    <w:bookmarkEnd w:id="27"/>
+    <w:bookmarkEnd w:id="28"/>
+    <w:bookmarkStart w:id="29" w:name="выводы"/>
     <w:p>
       <w:pPr>
         <w:pStyle w:val="Heading1"/>
       </w:pPr>
       <w:r>
-        <w:t xml:space="preserve">4. Выводы</w:t>
+        <w:rPr>
+          <w:rStyle w:val="SectionNumber"/>
+        </w:rPr>
+        <w:t xml:space="preserve">4</w:t>
+      </w:r>
+      <w:r>
+        <w:tab/>
+      </w:r>
+      <w:r>
+        <w:t xml:space="preserve">Выводы</w:t>
       </w:r>
     </w:p>
     <w:p>
@@ -746,8 +1219,8 @@
         <w:t xml:space="preserve">Изучили алгоритмы шифрования на основе гаммирования</w:t>
       </w:r>
     </w:p>
-    <w:bookmarkEnd w:id="19"/>
-    <w:bookmarkStart w:id="22" w:name="список-литературы"/>
+    <w:bookmarkEnd w:id="29"/>
+    <w:bookmarkStart w:id="32" w:name="список-литературы"/>
     <w:p>
       <w:pPr>
         <w:pStyle w:val="Heading1"/>
@@ -758,13 +1231,13 @@
     </w:p>
     <w:p>
       <w:pPr>
-        <w:pStyle w:val="Compact"/>
         <w:numPr>
           <w:ilvl w:val="0"/>
           <w:numId w:val="1002"/>
         </w:numPr>
-      </w:pPr>
-      <w:hyperlink r:id="rId20">
+        <w:pStyle w:val="Compact"/>
+      </w:pPr>
+      <w:hyperlink r:id="rId30">
         <w:r>
           <w:rPr>
             <w:rStyle w:val="Hyperlink"/>
@@ -775,13 +1248,13 @@
     </w:p>
     <w:p>
       <w:pPr>
-        <w:pStyle w:val="Compact"/>
         <w:numPr>
           <w:ilvl w:val="0"/>
           <w:numId w:val="1002"/>
         </w:numPr>
-      </w:pPr>
-      <w:hyperlink r:id="rId21">
+        <w:pStyle w:val="Compact"/>
+      </w:pPr>
+      <w:hyperlink r:id="rId31">
         <w:r>
           <w:rPr>
             <w:rStyle w:val="Hyperlink"/>
@@ -790,7 +1263,7 @@
         </w:r>
       </w:hyperlink>
     </w:p>
-    <w:bookmarkEnd w:id="22"/>
+    <w:bookmarkEnd w:id="32"/>
     <w:sectPr>
       <w:footnotePr>
         <w:numRestart w:val="eachSect"/>
@@ -826,14 +1299,14 @@
 <file path=word/numbering.xml><?xml version="1.0" encoding="utf-8"?>
 <w:numbering xmlns:w="http://schemas.openxmlformats.org/wordprocessingml/2006/main">
   <w:abstractNum w:abstractNumId="990">
-    <w:nsid w:val="0000A990"/>
+    <w:nsid w:val="A990"/>
     <w:multiLevelType w:val="multilevel"/>
     <w:lvl w:ilvl="0">
       <w:numFmt w:val="bullet"/>
       <w:lvlText w:val=" "/>
       <w:lvlJc w:val="left"/>
       <w:pPr>
-        <w:ind w:left="720" w:hanging="360"/>
+        <w:ind w:left="720" w:hanging="480"/>
       </w:pPr>
     </w:lvl>
     <w:lvl w:ilvl="1">
@@ -841,7 +1314,7 @@
       <w:lvlText w:val=" "/>
       <w:lvlJc w:val="left"/>
       <w:pPr>
-        <w:ind w:left="1440" w:hanging="360"/>
+        <w:ind w:left="1440" w:hanging="480"/>
       </w:pPr>
     </w:lvl>
     <w:lvl w:ilvl="2">
@@ -849,7 +1322,7 @@
       <w:lvlText w:val=" "/>
       <w:lvlJc w:val="left"/>
       <w:pPr>
-        <w:ind w:left="2160" w:hanging="360"/>
+        <w:ind w:left="2160" w:hanging="480"/>
       </w:pPr>
     </w:lvl>
     <w:lvl w:ilvl="3">
@@ -857,7 +1330,7 @@
       <w:lvlText w:val=" "/>
       <w:lvlJc w:val="left"/>
       <w:pPr>
-        <w:ind w:left="2880" w:hanging="360"/>
+        <w:ind w:left="2880" w:hanging="480"/>
       </w:pPr>
     </w:lvl>
     <w:lvl w:ilvl="4">
@@ -865,7 +1338,7 @@
       <w:lvlText w:val=" "/>
       <w:lvlJc w:val="left"/>
       <w:pPr>
-        <w:ind w:left="3600" w:hanging="360"/>
+        <w:ind w:left="3600" w:hanging="480"/>
       </w:pPr>
     </w:lvl>
     <w:lvl w:ilvl="5">
@@ -873,7 +1346,7 @@
       <w:lvlText w:val=" "/>
       <w:lvlJc w:val="left"/>
       <w:pPr>
-        <w:ind w:left="4320" w:hanging="360"/>
+        <w:ind w:left="4320" w:hanging="480"/>
       </w:pPr>
     </w:lvl>
     <w:lvl w:ilvl="6">
@@ -881,7 +1354,7 @@
       <w:lvlText w:val=" "/>
       <w:lvlJc w:val="left"/>
       <w:pPr>
-        <w:ind w:left="5040" w:hanging="360"/>
+        <w:ind w:left="5040" w:hanging="480"/>
       </w:pPr>
     </w:lvl>
     <w:lvl w:ilvl="7">
@@ -889,7 +1362,7 @@
       <w:lvlText w:val=" "/>
       <w:lvlJc w:val="left"/>
       <w:pPr>
-        <w:ind w:left="5760" w:hanging="360"/>
+        <w:ind w:left="5760" w:hanging="480"/>
       </w:pPr>
     </w:lvl>
     <w:lvl w:ilvl="8">
@@ -897,12 +1370,12 @@
       <w:lvlText w:val=" "/>
       <w:lvlJc w:val="left"/>
       <w:pPr>
-        <w:ind w:left="6480" w:hanging="360"/>
+        <w:ind w:left="6480" w:hanging="480"/>
       </w:pPr>
     </w:lvl>
   </w:abstractNum>
   <w:abstractNum w:abstractNumId="99411">
-    <w:nsid w:val="00A99411"/>
+    <w:nsid w:val="A99411"/>
     <w:multiLevelType w:val="multilevel"/>
     <w:lvl w:ilvl="0">
       <w:start w:val="1"/>
@@ -910,7 +1383,7 @@
       <w:lvlText w:val="%1."/>
       <w:lvlJc w:val="left"/>
       <w:pPr>
-        <w:ind w:left="720" w:hanging="360"/>
+        <w:ind w:left="720" w:hanging="480"/>
       </w:pPr>
     </w:lvl>
     <w:lvl w:ilvl="1">
@@ -919,7 +1392,7 @@
       <w:lvlText w:val="%2."/>
       <w:lvlJc w:val="left"/>
       <w:pPr>
-        <w:ind w:left="1440" w:hanging="360"/>
+        <w:ind w:left="1440" w:hanging="480"/>
       </w:pPr>
     </w:lvl>
     <w:lvl w:ilvl="2">
@@ -928,7 +1401,7 @@
       <w:lvlText w:val="%3."/>
       <w:lvlJc w:val="left"/>
       <w:pPr>
-        <w:ind w:left="2160" w:hanging="360"/>
+        <w:ind w:left="2160" w:hanging="480"/>
       </w:pPr>
     </w:lvl>
     <w:lvl w:ilvl="3">
@@ -937,7 +1410,7 @@
       <w:lvlText w:val="%4."/>
       <w:lvlJc w:val="left"/>
       <w:pPr>
-        <w:ind w:left="2880" w:hanging="360"/>
+        <w:ind w:left="2880" w:hanging="480"/>
       </w:pPr>
     </w:lvl>
     <w:lvl w:ilvl="4">
@@ -946,7 +1419,7 @@
       <w:lvlText w:val="%5."/>
       <w:lvlJc w:val="left"/>
       <w:pPr>
-        <w:ind w:left="3600" w:hanging="360"/>
+        <w:ind w:left="3600" w:hanging="480"/>
       </w:pPr>
     </w:lvl>
     <w:lvl w:ilvl="5">
@@ -955,7 +1428,7 @@
       <w:lvlText w:val="%6."/>
       <w:lvlJc w:val="left"/>
       <w:pPr>
-        <w:ind w:left="4320" w:hanging="360"/>
+        <w:ind w:left="4320" w:hanging="480"/>
       </w:pPr>
     </w:lvl>
     <w:lvl w:ilvl="6">
@@ -964,7 +1437,7 @@
       <w:lvlText w:val="%7."/>
       <w:lvlJc w:val="left"/>
       <w:pPr>
-        <w:ind w:left="5040" w:hanging="360"/>
+        <w:ind w:left="5040" w:hanging="480"/>
       </w:pPr>
     </w:lvl>
     <w:lvl w:ilvl="7">
@@ -973,7 +1446,7 @@
       <w:lvlText w:val="%8."/>
       <w:lvlJc w:val="left"/>
       <w:pPr>
-        <w:ind w:left="5760" w:hanging="360"/>
+        <w:ind w:left="5760" w:hanging="480"/>
       </w:pPr>
     </w:lvl>
     <w:lvl w:ilvl="8">
@@ -982,7 +1455,7 @@
       <w:lvlText w:val="%9."/>
       <w:lvlJc w:val="left"/>
       <w:pPr>
-        <w:ind w:left="6480" w:hanging="360"/>
+        <w:ind w:left="6480" w:hanging="480"/>
       </w:pPr>
     </w:lvl>
   </w:abstractNum>
@@ -1708,266 +2181,270 @@
       <w:color w:themeColor="accent1" w:themeShade="BF" w:val="365F91"/>
     </w:rPr>
   </w:style>
-  <w:style w:type="paragraph" w:customStyle="1" w:styleId="SourceCode">
+  <w:style w:customStyle="1" w:styleId="SourceCode" w:type="paragraph">
     <w:name w:val="Source Code"/>
     <w:basedOn w:val="Normal"/>
     <w:link w:val="VerbatimChar"/>
     <w:pPr>
       <w:wordWrap w:val="off"/>
-      <w:shd w:val="clear" w:fill="f1f3f5"/>
+      <w:shd w:fill="f1f3f5" w:val="clear"/>
     </w:pPr>
-  </w:style>
-  <w:style w:type="character" w:customStyle="1" w:styleId="KeywordTok">
+    <w:rPr>
+      <w:rFonts w:ascii="DejaVu Sans Mono" w:hAnsi="DejaVu Sans Mono"/>
+      <w:sz w:val="15"/>
+    </w:rPr>
+  </w:style>
+  <w:style w:customStyle="1" w:styleId="KeywordTok" w:type="character">
     <w:name w:val="KeywordTok"/>
     <w:basedOn w:val="VerbatimChar"/>
     <w:rPr>
       <w:b/>
       <w:color w:val="003b4f"/>
-      <w:shd w:val="clear" w:fill="f1f3f5"/>
-    </w:rPr>
-  </w:style>
-  <w:style w:type="character" w:customStyle="1" w:styleId="DataTypeTok">
+      <w:shd w:fill="f1f3f5" w:val="clear"/>
+    </w:rPr>
+  </w:style>
+  <w:style w:customStyle="1" w:styleId="DataTypeTok" w:type="character">
     <w:name w:val="DataTypeTok"/>
     <w:basedOn w:val="VerbatimChar"/>
     <w:rPr>
       <w:color w:val="ad0000"/>
-      <w:shd w:val="clear" w:fill="f1f3f5"/>
-    </w:rPr>
-  </w:style>
-  <w:style w:type="character" w:customStyle="1" w:styleId="DecValTok">
+      <w:shd w:fill="f1f3f5" w:val="clear"/>
+    </w:rPr>
+  </w:style>
+  <w:style w:customStyle="1" w:styleId="DecValTok" w:type="character">
     <w:name w:val="DecValTok"/>
     <w:basedOn w:val="VerbatimChar"/>
     <w:rPr>
       <w:color w:val="ad0000"/>
-      <w:shd w:val="clear" w:fill="f1f3f5"/>
-    </w:rPr>
-  </w:style>
-  <w:style w:type="character" w:customStyle="1" w:styleId="BaseNTok">
+      <w:shd w:fill="f1f3f5" w:val="clear"/>
+    </w:rPr>
+  </w:style>
+  <w:style w:customStyle="1" w:styleId="BaseNTok" w:type="character">
     <w:name w:val="BaseNTok"/>
     <w:basedOn w:val="VerbatimChar"/>
     <w:rPr>
       <w:color w:val="ad0000"/>
-      <w:shd w:val="clear" w:fill="f1f3f5"/>
-    </w:rPr>
-  </w:style>
-  <w:style w:type="character" w:customStyle="1" w:styleId="FloatTok">
+      <w:shd w:fill="f1f3f5" w:val="clear"/>
+    </w:rPr>
+  </w:style>
+  <w:style w:customStyle="1" w:styleId="FloatTok" w:type="character">
     <w:name w:val="FloatTok"/>
     <w:basedOn w:val="VerbatimChar"/>
     <w:rPr>
       <w:color w:val="ad0000"/>
-      <w:shd w:val="clear" w:fill="f1f3f5"/>
-    </w:rPr>
-  </w:style>
-  <w:style w:type="character" w:customStyle="1" w:styleId="ConstantTok">
+      <w:shd w:fill="f1f3f5" w:val="clear"/>
+    </w:rPr>
+  </w:style>
+  <w:style w:customStyle="1" w:styleId="ConstantTok" w:type="character">
     <w:name w:val="ConstantTok"/>
     <w:basedOn w:val="VerbatimChar"/>
     <w:rPr>
       <w:color w:val="8f5902"/>
-      <w:shd w:val="clear" w:fill="f1f3f5"/>
-    </w:rPr>
-  </w:style>
-  <w:style w:type="character" w:customStyle="1" w:styleId="CharTok">
+      <w:shd w:fill="f1f3f5" w:val="clear"/>
+    </w:rPr>
+  </w:style>
+  <w:style w:customStyle="1" w:styleId="CharTok" w:type="character">
     <w:name w:val="CharTok"/>
     <w:basedOn w:val="VerbatimChar"/>
     <w:rPr>
       <w:color w:val="20794d"/>
-      <w:shd w:val="clear" w:fill="f1f3f5"/>
-    </w:rPr>
-  </w:style>
-  <w:style w:type="character" w:customStyle="1" w:styleId="SpecialCharTok">
+      <w:shd w:fill="f1f3f5" w:val="clear"/>
+    </w:rPr>
+  </w:style>
+  <w:style w:customStyle="1" w:styleId="SpecialCharTok" w:type="character">
     <w:name w:val="SpecialCharTok"/>
     <w:basedOn w:val="VerbatimChar"/>
     <w:rPr>
       <w:color w:val="5e5e5e"/>
-      <w:shd w:val="clear" w:fill="f1f3f5"/>
-    </w:rPr>
-  </w:style>
-  <w:style w:type="character" w:customStyle="1" w:styleId="StringTok">
+      <w:shd w:fill="f1f3f5" w:val="clear"/>
+    </w:rPr>
+  </w:style>
+  <w:style w:customStyle="1" w:styleId="StringTok" w:type="character">
     <w:name w:val="StringTok"/>
     <w:basedOn w:val="VerbatimChar"/>
     <w:rPr>
       <w:color w:val="20794d"/>
-      <w:shd w:val="clear" w:fill="f1f3f5"/>
-    </w:rPr>
-  </w:style>
-  <w:style w:type="character" w:customStyle="1" w:styleId="VerbatimStringTok">
+      <w:shd w:fill="f1f3f5" w:val="clear"/>
+    </w:rPr>
+  </w:style>
+  <w:style w:customStyle="1" w:styleId="VerbatimStringTok" w:type="character">
     <w:name w:val="VerbatimStringTok"/>
     <w:basedOn w:val="VerbatimChar"/>
     <w:rPr>
       <w:color w:val="20794d"/>
-      <w:shd w:val="clear" w:fill="f1f3f5"/>
-    </w:rPr>
-  </w:style>
-  <w:style w:type="character" w:customStyle="1" w:styleId="SpecialStringTok">
+      <w:shd w:fill="f1f3f5" w:val="clear"/>
+    </w:rPr>
+  </w:style>
+  <w:style w:customStyle="1" w:styleId="SpecialStringTok" w:type="character">
     <w:name w:val="SpecialStringTok"/>
     <w:basedOn w:val="VerbatimChar"/>
     <w:rPr>
       <w:color w:val="20794d"/>
-      <w:shd w:val="clear" w:fill="f1f3f5"/>
-    </w:rPr>
-  </w:style>
-  <w:style w:type="character" w:customStyle="1" w:styleId="ImportTok">
+      <w:shd w:fill="f1f3f5" w:val="clear"/>
+    </w:rPr>
+  </w:style>
+  <w:style w:customStyle="1" w:styleId="ImportTok" w:type="character">
     <w:name w:val="ImportTok"/>
     <w:basedOn w:val="VerbatimChar"/>
     <w:rPr>
       <w:color w:val="00769e"/>
-      <w:shd w:val="clear" w:fill="f1f3f5"/>
-    </w:rPr>
-  </w:style>
-  <w:style w:type="character" w:customStyle="1" w:styleId="CommentTok">
+      <w:shd w:fill="f1f3f5" w:val="clear"/>
+    </w:rPr>
+  </w:style>
+  <w:style w:customStyle="1" w:styleId="CommentTok" w:type="character">
     <w:name w:val="CommentTok"/>
     <w:basedOn w:val="VerbatimChar"/>
     <w:rPr>
       <w:color w:val="5e5e5e"/>
-      <w:shd w:val="clear" w:fill="f1f3f5"/>
-    </w:rPr>
-  </w:style>
-  <w:style w:type="character" w:customStyle="1" w:styleId="DocumentationTok">
+      <w:shd w:fill="f1f3f5" w:val="clear"/>
+    </w:rPr>
+  </w:style>
+  <w:style w:customStyle="1" w:styleId="DocumentationTok" w:type="character">
     <w:name w:val="DocumentationTok"/>
     <w:basedOn w:val="VerbatimChar"/>
     <w:rPr>
       <w:i/>
       <w:color w:val="5e5e5e"/>
-      <w:shd w:val="clear" w:fill="f1f3f5"/>
-    </w:rPr>
-  </w:style>
-  <w:style w:type="character" w:customStyle="1" w:styleId="AnnotationTok">
+      <w:shd w:fill="f1f3f5" w:val="clear"/>
+    </w:rPr>
+  </w:style>
+  <w:style w:customStyle="1" w:styleId="AnnotationTok" w:type="character">
     <w:name w:val="AnnotationTok"/>
     <w:basedOn w:val="VerbatimChar"/>
     <w:rPr>
       <w:color w:val="5e5e5e"/>
-      <w:shd w:val="clear" w:fill="f1f3f5"/>
-    </w:rPr>
-  </w:style>
-  <w:style w:type="character" w:customStyle="1" w:styleId="CommentVarTok">
+      <w:shd w:fill="f1f3f5" w:val="clear"/>
+    </w:rPr>
+  </w:style>
+  <w:style w:customStyle="1" w:styleId="CommentVarTok" w:type="character">
     <w:name w:val="CommentVarTok"/>
     <w:basedOn w:val="VerbatimChar"/>
     <w:rPr>
       <w:i/>
       <w:color w:val="5e5e5e"/>
-      <w:shd w:val="clear" w:fill="f1f3f5"/>
-    </w:rPr>
-  </w:style>
-  <w:style w:type="character" w:customStyle="1" w:styleId="OtherTok">
+      <w:shd w:fill="f1f3f5" w:val="clear"/>
+    </w:rPr>
+  </w:style>
+  <w:style w:customStyle="1" w:styleId="OtherTok" w:type="character">
     <w:name w:val="OtherTok"/>
     <w:basedOn w:val="VerbatimChar"/>
     <w:rPr>
       <w:color w:val="003b4f"/>
-      <w:shd w:val="clear" w:fill="f1f3f5"/>
-    </w:rPr>
-  </w:style>
-  <w:style w:type="character" w:customStyle="1" w:styleId="FunctionTok">
+      <w:shd w:fill="f1f3f5" w:val="clear"/>
+    </w:rPr>
+  </w:style>
+  <w:style w:customStyle="1" w:styleId="FunctionTok" w:type="character">
     <w:name w:val="FunctionTok"/>
     <w:basedOn w:val="VerbatimChar"/>
     <w:rPr>
       <w:color w:val="4758ab"/>
-      <w:shd w:val="clear" w:fill="f1f3f5"/>
-    </w:rPr>
-  </w:style>
-  <w:style w:type="character" w:customStyle="1" w:styleId="VariableTok">
+      <w:shd w:fill="f1f3f5" w:val="clear"/>
+    </w:rPr>
+  </w:style>
+  <w:style w:customStyle="1" w:styleId="VariableTok" w:type="character">
     <w:name w:val="VariableTok"/>
     <w:basedOn w:val="VerbatimChar"/>
     <w:rPr>
       <w:color w:val="111111"/>
-      <w:shd w:val="clear" w:fill="f1f3f5"/>
-    </w:rPr>
-  </w:style>
-  <w:style w:type="character" w:customStyle="1" w:styleId="ControlFlowTok">
+      <w:shd w:fill="f1f3f5" w:val="clear"/>
+    </w:rPr>
+  </w:style>
+  <w:style w:customStyle="1" w:styleId="ControlFlowTok" w:type="character">
     <w:name w:val="ControlFlowTok"/>
     <w:basedOn w:val="VerbatimChar"/>
     <w:rPr>
       <w:b/>
       <w:color w:val="003b4f"/>
-      <w:shd w:val="clear" w:fill="f1f3f5"/>
-    </w:rPr>
-  </w:style>
-  <w:style w:type="character" w:customStyle="1" w:styleId="OperatorTok">
+      <w:shd w:fill="f1f3f5" w:val="clear"/>
+    </w:rPr>
+  </w:style>
+  <w:style w:customStyle="1" w:styleId="OperatorTok" w:type="character">
     <w:name w:val="OperatorTok"/>
     <w:basedOn w:val="VerbatimChar"/>
     <w:rPr>
       <w:color w:val="5e5e5e"/>
-      <w:shd w:val="clear" w:fill="f1f3f5"/>
-    </w:rPr>
-  </w:style>
-  <w:style w:type="character" w:customStyle="1" w:styleId="BuiltInTok">
+      <w:shd w:fill="f1f3f5" w:val="clear"/>
+    </w:rPr>
+  </w:style>
+  <w:style w:customStyle="1" w:styleId="BuiltInTok" w:type="character">
     <w:name w:val="BuiltInTok"/>
     <w:basedOn w:val="VerbatimChar"/>
     <w:rPr>
       <w:color w:val="003b4f"/>
-      <w:shd w:val="clear" w:fill="f1f3f5"/>
-    </w:rPr>
-  </w:style>
-  <w:style w:type="character" w:customStyle="1" w:styleId="ExtensionTok">
+      <w:shd w:fill="f1f3f5" w:val="clear"/>
+    </w:rPr>
+  </w:style>
+  <w:style w:customStyle="1" w:styleId="ExtensionTok" w:type="character">
     <w:name w:val="ExtensionTok"/>
     <w:basedOn w:val="VerbatimChar"/>
     <w:rPr>
       <w:color w:val="003b4f"/>
-      <w:shd w:val="clear" w:fill="f1f3f5"/>
-    </w:rPr>
-  </w:style>
-  <w:style w:type="character" w:customStyle="1" w:styleId="PreprocessorTok">
+      <w:shd w:fill="f1f3f5" w:val="clear"/>
+    </w:rPr>
+  </w:style>
+  <w:style w:customStyle="1" w:styleId="PreprocessorTok" w:type="character">
     <w:name w:val="PreprocessorTok"/>
     <w:basedOn w:val="VerbatimChar"/>
     <w:rPr>
       <w:color w:val="ad0000"/>
-      <w:shd w:val="clear" w:fill="f1f3f5"/>
-    </w:rPr>
-  </w:style>
-  <w:style w:type="character" w:customStyle="1" w:styleId="AttributeTok">
+      <w:shd w:fill="f1f3f5" w:val="clear"/>
+    </w:rPr>
+  </w:style>
+  <w:style w:customStyle="1" w:styleId="AttributeTok" w:type="character">
     <w:name w:val="AttributeTok"/>
     <w:basedOn w:val="VerbatimChar"/>
     <w:rPr>
       <w:color w:val="657422"/>
-      <w:shd w:val="clear" w:fill="f1f3f5"/>
-    </w:rPr>
-  </w:style>
-  <w:style w:type="character" w:customStyle="1" w:styleId="RegionMarkerTok">
+      <w:shd w:fill="f1f3f5" w:val="clear"/>
+    </w:rPr>
+  </w:style>
+  <w:style w:customStyle="1" w:styleId="RegionMarkerTok" w:type="character">
     <w:name w:val="RegionMarkerTok"/>
     <w:basedOn w:val="VerbatimChar"/>
     <w:rPr>
       <w:color w:val="003b4f"/>
-      <w:shd w:val="clear" w:fill="f1f3f5"/>
-    </w:rPr>
-  </w:style>
-  <w:style w:type="character" w:customStyle="1" w:styleId="InformationTok">
+      <w:shd w:fill="f1f3f5" w:val="clear"/>
+    </w:rPr>
+  </w:style>
+  <w:style w:customStyle="1" w:styleId="InformationTok" w:type="character">
     <w:name w:val="InformationTok"/>
     <w:basedOn w:val="VerbatimChar"/>
     <w:rPr>
       <w:color w:val="5e5e5e"/>
-      <w:shd w:val="clear" w:fill="f1f3f5"/>
-    </w:rPr>
-  </w:style>
-  <w:style w:type="character" w:customStyle="1" w:styleId="WarningTok">
+      <w:shd w:fill="f1f3f5" w:val="clear"/>
+    </w:rPr>
+  </w:style>
+  <w:style w:customStyle="1" w:styleId="WarningTok" w:type="character">
     <w:name w:val="WarningTok"/>
     <w:basedOn w:val="VerbatimChar"/>
     <w:rPr>
       <w:i/>
       <w:color w:val="5e5e5e"/>
-      <w:shd w:val="clear" w:fill="f1f3f5"/>
-    </w:rPr>
-  </w:style>
-  <w:style w:type="character" w:customStyle="1" w:styleId="AlertTok">
+      <w:shd w:fill="f1f3f5" w:val="clear"/>
+    </w:rPr>
+  </w:style>
+  <w:style w:customStyle="1" w:styleId="AlertTok" w:type="character">
     <w:name w:val="AlertTok"/>
     <w:basedOn w:val="VerbatimChar"/>
     <w:rPr>
       <w:color w:val="ad0000"/>
-      <w:shd w:val="clear" w:fill="f1f3f5"/>
-    </w:rPr>
-  </w:style>
-  <w:style w:type="character" w:customStyle="1" w:styleId="ErrorTok">
+      <w:shd w:fill="f1f3f5" w:val="clear"/>
+    </w:rPr>
+  </w:style>
+  <w:style w:customStyle="1" w:styleId="ErrorTok" w:type="character">
     <w:name w:val="ErrorTok"/>
     <w:basedOn w:val="VerbatimChar"/>
     <w:rPr>
       <w:color w:val="ad0000"/>
-      <w:shd w:val="clear" w:fill="f1f3f5"/>
-    </w:rPr>
-  </w:style>
-  <w:style w:type="character" w:customStyle="1" w:styleId="NormalTok">
+      <w:shd w:fill="f1f3f5" w:val="clear"/>
+    </w:rPr>
+  </w:style>
+  <w:style w:customStyle="1" w:styleId="NormalTok" w:type="character">
     <w:name w:val="NormalTok"/>
     <w:basedOn w:val="VerbatimChar"/>
     <w:rPr>
       <w:color w:val="003b4f"/>
-      <w:shd w:val="clear" w:fill="f1f3f5"/>
+      <w:shd w:fill="f1f3f5" w:val="clear"/>
     </w:rPr>
   </w:style>
 </w:styles>
